--- a/template/cetak form penilain tipe text TEMPLATE.docx
+++ b/template/cetak form penilain tipe text TEMPLATE.docx
@@ -910,17 +910,17 @@
                 <w:szCs w:val="23"/>
                 <w:lang w:val="id-ID"/>
               </w:rPr>
-              <w:t xml:space="preserve"> _______________</w:t>
-            </w:r>
-            <w:r>
-              <w:rPr>
-                <w:rFonts w:ascii="Cambria" w:hAnsi="Cambria"/>
-                <w:b/>
-                <w:bCs/>
-                <w:sz w:val="23"/>
-                <w:szCs w:val="23"/>
-              </w:rPr>
-              <w:t xml:space="preserve"> ${rata_nilai}</w:t>
+              <w:t xml:space="preserve"> ${rata_nilai} (jumlah total dibagi 5)</w:t>
+            </w:r>
+            <w:r>
+              <w:rPr>
+                <w:rFonts w:ascii="Cambria" w:hAnsi="Cambria"/>
+                <w:b/>
+                <w:bCs/>
+                <w:sz w:val="23"/>
+                <w:szCs w:val="23"/>
+              </w:rPr>
+              <w:t xml:space="preserve"/>
             </w:r>
             <w:proofErr w:type="spellStart"/>
             <w:r>

--- a/template/cetak form penilain tipe text TEMPLATE.docx
+++ b/template/cetak form penilain tipe text TEMPLATE.docx
@@ -2339,7 +2339,6 @@
           <w:rFonts w:ascii="Cambria" w:hAnsi="Cambria"/>
           <w:b/>
           <w:bCs/>
-          <w:sz w:val="20"/>
           <w:szCs w:val="24"/>
           <w:lang w:val="fi-FI"/>
         </w:rPr>
@@ -2356,7 +2355,6 @@
           <w:rFonts w:ascii="Cambria" w:hAnsi="Cambria"/>
           <w:b/>
           <w:bCs/>
-          <w:sz w:val="20"/>
           <w:szCs w:val="24"/>
           <w:lang w:val="fi-FI"/>
         </w:rPr>
@@ -2373,7 +2371,22 @@
           <w:rFonts w:ascii="Cambria" w:hAnsi="Cambria"/>
           <w:b/>
           <w:bCs/>
-          <w:sz w:val="20"/>
+          <w:szCs w:val="24"/>
+          <w:lang w:val="fi-FI"/>
+        </w:rPr>
+      </w:pPr>
+    </w:p>
+    <w:p>
+      <w:pPr>
+        <w:tabs>
+          <w:tab w:val="left" w:pos="4820"/>
+        </w:tabs>
+        <w:spacing w:after="0" w:line="240" w:lineRule="auto"/>
+        <w:ind w:left="4820"/>
+        <w:rPr>
+          <w:rFonts w:ascii="Cambria" w:hAnsi="Cambria"/>
+          <w:b/>
+          <w:bCs/>
           <w:szCs w:val="24"/>
           <w:lang w:val="fi-FI"/>
         </w:rPr>

--- a/template/cetak form penilain tipe text TEMPLATE.docx
+++ b/template/cetak form penilain tipe text TEMPLATE.docx
@@ -1,6 +1,6 @@
 
 <file path=word/document.xml><?xml version="1.0" encoding="utf-8"?>
-<w:document xmlns:wpc="http://schemas.microsoft.com/office/word/2010/wordprocessingCanvas" xmlns:cx="http://schemas.microsoft.com/office/drawing/2014/chartex" xmlns:cx1="http://schemas.microsoft.com/office/drawing/2015/9/8/chartex" xmlns:cx2="http://schemas.microsoft.com/office/drawing/2015/10/21/chartex" xmlns:cx3="http://schemas.microsoft.com/office/drawing/2016/5/9/chartex" xmlns:cx4="http://schemas.microsoft.com/office/drawing/2016/5/10/chartex" xmlns:cx5="http://schemas.microsoft.com/office/drawing/2016/5/11/chartex" xmlns:cx6="http://schemas.microsoft.com/office/drawing/2016/5/12/chartex" xmlns:cx7="http://schemas.microsoft.com/office/drawing/2016/5/13/chartex" xmlns:cx8="http://schemas.microsoft.com/office/drawing/2016/5/14/chartex" xmlns:mc="http://schemas.openxmlformats.org/markup-compatibility/2006" xmlns:aink="http://schemas.microsoft.com/office/drawing/2016/ink" xmlns:am3d="http://schemas.microsoft.com/office/drawing/2017/model3d" xmlns:o="urn:schemas-microsoft-com:office:office" xmlns:oel="http://schemas.microsoft.com/office/2019/extlst" xmlns:r="http://schemas.openxmlformats.org/officeDocument/2006/relationships" xmlns:m="http://schemas.openxmlformats.org/officeDocument/2006/math" xmlns:v="urn:schemas-microsoft-com:vml" xmlns:wp14="http://schemas.microsoft.com/office/word/2010/wordprocessingDrawing" xmlns:wp="http://schemas.openxmlformats.org/drawingml/2006/wordprocessingDrawing" xmlns:w10="urn:schemas-microsoft-com:office:word" xmlns:w="http://schemas.openxmlformats.org/wordprocessingml/2006/main" xmlns:w14="http://schemas.microsoft.com/office/word/2010/wordml" xmlns:w15="http://schemas.microsoft.com/office/word/2012/wordml" xmlns:w16cei="http://schemas.microsoft.com/office/word/2026/wordml/cei" xmlns:w16cex="http://schemas.microsoft.com/office/word/2018/wordml/cex" xmlns:w16cid="http://schemas.microsoft.com/office/word/2016/wordml/cid" xmlns:w16="http://schemas.microsoft.com/office/word/2018/wordml" xmlns:w16du="http://schemas.microsoft.com/office/word/2023/wordml/word16du" xmlns:w16sdtdh="http://schemas.microsoft.com/office/word/2020/wordml/sdtdatahash" xmlns:w16sdtfl="http://schemas.microsoft.com/office/word/2024/wordml/sdtformatlock" xmlns:w16se="http://schemas.microsoft.com/office/word/2015/wordml/symex" xmlns:wpg="http://schemas.microsoft.com/office/word/2010/wordprocessingGroup" xmlns:wpi="http://schemas.microsoft.com/office/word/2010/wordprocessingInk" xmlns:wne="http://schemas.microsoft.com/office/word/2006/wordml" xmlns:wps="http://schemas.microsoft.com/office/word/2010/wordprocessingShape" mc:Ignorable="w14 w15 w16se w16cid w16 w16cex w16sdtdh w16sdtfl w16du wp14">
+<w:document xmlns:wpc="http://schemas.microsoft.com/office/word/2010/wordprocessingCanvas" xmlns:cx="http://schemas.microsoft.com/office/drawing/2014/chartex" xmlns:cx1="http://schemas.microsoft.com/office/drawing/2015/9/8/chartex" xmlns:cx2="http://schemas.microsoft.com/office/drawing/2015/10/21/chartex" xmlns:cx3="http://schemas.microsoft.com/office/drawing/2016/5/9/chartex" xmlns:cx4="http://schemas.microsoft.com/office/drawing/2016/5/10/chartex" xmlns:cx5="http://schemas.microsoft.com/office/drawing/2016/5/11/chartex" xmlns:cx6="http://schemas.microsoft.com/office/drawing/2016/5/12/chartex" xmlns:cx7="http://schemas.microsoft.com/office/drawing/2016/5/13/chartex" xmlns:cx8="http://schemas.microsoft.com/office/drawing/2016/5/14/chartex" xmlns:mc="http://schemas.openxmlformats.org/markup-compatibility/2006" xmlns:aink="http://schemas.microsoft.com/office/drawing/2016/ink" xmlns:am3d="http://schemas.microsoft.com/office/drawing/2017/model3d" xmlns:o="urn:schemas-microsoft-com:office:office" xmlns:oel="http://schemas.microsoft.com/office/2019/extlst" xmlns:r="http://schemas.openxmlformats.org/officeDocument/2006/relationships" xmlns:m="http://schemas.openxmlformats.org/officeDocument/2006/math" xmlns:v="urn:schemas-microsoft-com:vml" xmlns:wp14="http://schemas.microsoft.com/office/word/2010/wordprocessingDrawing" xmlns:wp="http://schemas.openxmlformats.org/drawingml/2006/wordprocessingDrawing" xmlns:w10="urn:schemas-microsoft-com:office:word" xmlns:w="http://schemas.openxmlformats.org/wordprocessingml/2006/main" xmlns:w14="http://schemas.microsoft.com/office/word/2010/wordml" xmlns:w15="http://schemas.microsoft.com/office/word/2012/wordml" xmlns:w16cex="http://schemas.microsoft.com/office/word/2018/wordml/cex" xmlns:w16cid="http://schemas.microsoft.com/office/word/2016/wordml/cid" xmlns:w16="http://schemas.microsoft.com/office/word/2018/wordml" xmlns:w16du="http://schemas.microsoft.com/office/word/2023/wordml/word16du" xmlns:w16sdtdh="http://schemas.microsoft.com/office/word/2020/wordml/sdtdatahash" xmlns:w16sdtfl="http://schemas.microsoft.com/office/word/2024/wordml/sdtformatlock" xmlns:w16se="http://schemas.microsoft.com/office/word/2015/wordml/symex" xmlns:wpg="http://schemas.microsoft.com/office/word/2010/wordprocessingGroup" xmlns:wpi="http://schemas.microsoft.com/office/word/2010/wordprocessingInk" xmlns:wne="http://schemas.microsoft.com/office/word/2006/wordml" xmlns:wps="http://schemas.microsoft.com/office/word/2010/wordprocessingShape" mc:Ignorable="w14 w15 w16se w16cid w16 w16cex w16sdtdh w16sdtfl w16du wp14">
   <w:body>
     <w:p>
       <w:pPr>
@@ -115,27 +115,15 @@
                 <w:lang w:val="id-ID"/>
               </w:rPr>
             </w:pPr>
-            <w:proofErr w:type="spellStart"/>
-            <w:r>
-              <w:rPr>
-                <w:rFonts w:ascii="Cambria" w:hAnsi="Cambria"/>
-                <w:b/>
-                <w:bCs/>
-                <w:sz w:val="23"/>
-                <w:szCs w:val="23"/>
-              </w:rPr>
-              <w:t>Judul</w:t>
-            </w:r>
-            <w:proofErr w:type="spellEnd"/>
-            <w:r>
-              <w:rPr>
-                <w:rFonts w:ascii="Cambria" w:hAnsi="Cambria"/>
-                <w:b/>
-                <w:bCs/>
-                <w:sz w:val="23"/>
-                <w:szCs w:val="23"/>
-              </w:rPr>
-              <w:t xml:space="preserve"> Proposal </w:t>
+            <w:r>
+              <w:rPr>
+                <w:rFonts w:ascii="Cambria" w:hAnsi="Cambria"/>
+                <w:b/>
+                <w:bCs/>
+                <w:sz w:val="23"/>
+                <w:szCs w:val="23"/>
+              </w:rPr>
+              <w:t xml:space="preserve">Judul Proposal </w:t>
             </w:r>
             <w:r>
               <w:rPr>
@@ -197,14 +185,6 @@
               </w:rPr>
               <w:t>${judul}</w:t>
             </w:r>
-            <w:proofErr w:type="spellStart"/>
-            <w:r>
-              <w:rPr>
-                <w:rFonts w:ascii="Segoe UI" w:hAnsi="Segoe UI" w:cs="Segoe UI"/>
-              </w:rPr>
-              <w:t/>
-            </w:r>
-            <w:proofErr w:type="spellEnd"/>
             <w:r>
               <w:rPr>
                 <w:rFonts w:ascii="Segoe UI" w:hAnsi="Segoe UI" w:cs="Segoe UI"/>
@@ -247,29 +227,7 @@
                 <w:sz w:val="23"/>
                 <w:szCs w:val="23"/>
               </w:rPr>
-              <w:t xml:space="preserve">Nama </w:t>
-            </w:r>
-            <w:proofErr w:type="spellStart"/>
-            <w:r>
-              <w:rPr>
-                <w:rFonts w:ascii="Cambria" w:hAnsi="Cambria"/>
-                <w:b/>
-                <w:bCs/>
-                <w:sz w:val="23"/>
-                <w:szCs w:val="23"/>
-              </w:rPr>
-              <w:t>Mahasiswa</w:t>
-            </w:r>
-            <w:proofErr w:type="spellEnd"/>
-            <w:r>
-              <w:rPr>
-                <w:rFonts w:ascii="Cambria" w:hAnsi="Cambria"/>
-                <w:b/>
-                <w:bCs/>
-                <w:sz w:val="23"/>
-                <w:szCs w:val="23"/>
-              </w:rPr>
-              <w:t xml:space="preserve">       </w:t>
+              <w:t xml:space="preserve">Nama Mahasiswa       </w:t>
             </w:r>
           </w:p>
         </w:tc>
@@ -319,21 +277,7 @@
               <w:rPr>
                 <w:rFonts w:ascii="Segoe UI" w:hAnsi="Segoe UI" w:cs="Segoe UI"/>
               </w:rPr>
-              <w:t xml:space="preserve">${nama_mhs}</w:t>
-            </w:r>
-            <w:proofErr w:type="spellStart"/>
-            <w:r>
-              <w:rPr>
-                <w:rFonts w:ascii="Segoe UI" w:hAnsi="Segoe UI" w:cs="Segoe UI"/>
-              </w:rPr>
-              <w:t/>
-            </w:r>
-            <w:proofErr w:type="spellEnd"/>
-            <w:r>
-              <w:rPr>
-                <w:rFonts w:ascii="Segoe UI" w:hAnsi="Segoe UI" w:cs="Segoe UI"/>
-              </w:rPr>
-              <w:t/>
+              <w:t>${nama_mhs}</w:t>
             </w:r>
           </w:p>
         </w:tc>
@@ -414,29 +358,7 @@
                 <w:sz w:val="23"/>
                 <w:szCs w:val="23"/>
               </w:rPr>
-              <w:t xml:space="preserve">Nama </w:t>
-            </w:r>
-            <w:proofErr w:type="spellStart"/>
-            <w:r>
-              <w:rPr>
-                <w:rFonts w:ascii="Cambria" w:hAnsi="Cambria"/>
-                <w:b/>
-                <w:bCs/>
-                <w:sz w:val="23"/>
-                <w:szCs w:val="23"/>
-              </w:rPr>
-              <w:t>Pembimbing</w:t>
-            </w:r>
-            <w:proofErr w:type="spellEnd"/>
-            <w:r>
-              <w:rPr>
-                <w:rFonts w:ascii="Cambria" w:hAnsi="Cambria"/>
-                <w:b/>
-                <w:bCs/>
-                <w:sz w:val="23"/>
-                <w:szCs w:val="23"/>
-              </w:rPr>
-              <w:t xml:space="preserve">         </w:t>
+              <w:t xml:space="preserve">Nama Pembimbing         </w:t>
             </w:r>
           </w:p>
         </w:tc>
@@ -487,35 +409,7 @@
               <w:rPr>
                 <w:rFonts w:ascii="Segoe UI" w:hAnsi="Segoe UI" w:cs="Segoe UI"/>
               </w:rPr>
-              <w:t xml:space="preserve">${nama_ketua_pembimbing}</w:t>
-            </w:r>
-            <w:proofErr w:type="spellStart"/>
-            <w:r>
-              <w:rPr>
-                <w:rFonts w:ascii="Segoe UI" w:hAnsi="Segoe UI" w:cs="Segoe UI"/>
-              </w:rPr>
-              <w:t/>
-            </w:r>
-            <w:proofErr w:type="spellEnd"/>
-            <w:r>
-              <w:rPr>
-                <w:rFonts w:ascii="Segoe UI" w:hAnsi="Segoe UI" w:cs="Segoe UI"/>
-              </w:rPr>
-              <w:t xml:space="preserve"/>
-            </w:r>
-            <w:proofErr w:type="spellStart"/>
-            <w:r>
-              <w:rPr>
-                <w:rFonts w:ascii="Segoe UI" w:hAnsi="Segoe UI" w:cs="Segoe UI"/>
-              </w:rPr>
-              <w:t/>
-            </w:r>
-            <w:proofErr w:type="spellEnd"/>
-            <w:r>
-              <w:rPr>
-                <w:rFonts w:ascii="Segoe UI" w:hAnsi="Segoe UI" w:cs="Segoe UI"/>
-              </w:rPr>
-              <w:t/>
+              <w:t>${nama_ketua_pembimbing}</w:t>
             </w:r>
           </w:p>
         </w:tc>
@@ -553,51 +447,7 @@
                 <w:sz w:val="23"/>
                 <w:szCs w:val="23"/>
               </w:rPr>
-              <w:t xml:space="preserve">Nama </w:t>
-            </w:r>
-            <w:proofErr w:type="spellStart"/>
-            <w:r>
-              <w:rPr>
-                <w:rFonts w:ascii="Cambria" w:hAnsi="Cambria"/>
-                <w:b/>
-                <w:bCs/>
-                <w:sz w:val="23"/>
-                <w:szCs w:val="23"/>
-              </w:rPr>
-              <w:t>Anggota</w:t>
-            </w:r>
-            <w:proofErr w:type="spellEnd"/>
-            <w:r>
-              <w:rPr>
-                <w:rFonts w:ascii="Cambria" w:hAnsi="Cambria"/>
-                <w:b/>
-                <w:bCs/>
-                <w:sz w:val="23"/>
-                <w:szCs w:val="23"/>
-              </w:rPr>
-              <w:t xml:space="preserve"> </w:t>
-            </w:r>
-            <w:proofErr w:type="spellStart"/>
-            <w:r>
-              <w:rPr>
-                <w:rFonts w:ascii="Cambria" w:hAnsi="Cambria"/>
-                <w:b/>
-                <w:bCs/>
-                <w:sz w:val="23"/>
-                <w:szCs w:val="23"/>
-              </w:rPr>
-              <w:t>Pembimbing</w:t>
-            </w:r>
-            <w:proofErr w:type="spellEnd"/>
-            <w:r>
-              <w:rPr>
-                <w:rFonts w:ascii="Cambria" w:hAnsi="Cambria"/>
-                <w:b/>
-                <w:bCs/>
-                <w:sz w:val="23"/>
-                <w:szCs w:val="23"/>
-              </w:rPr>
-              <w:t xml:space="preserve"> I</w:t>
+              <w:t>Nama Anggota Pembimbing I</w:t>
             </w:r>
           </w:p>
         </w:tc>
@@ -653,21 +503,7 @@
               <w:rPr>
                 <w:rFonts w:ascii="Segoe UI" w:hAnsi="Segoe UI" w:cs="Segoe UI"/>
               </w:rPr>
-              <w:t xml:space="preserve">${nama_pembimbing_i}</w:t>
-            </w:r>
-            <w:proofErr w:type="spellStart"/>
-            <w:r>
-              <w:rPr>
-                <w:rFonts w:ascii="Segoe UI" w:hAnsi="Segoe UI" w:cs="Segoe UI"/>
-              </w:rPr>
-              <w:t/>
-            </w:r>
-            <w:proofErr w:type="spellEnd"/>
-            <w:r>
-              <w:rPr>
-                <w:rFonts w:ascii="Segoe UI" w:hAnsi="Segoe UI" w:cs="Segoe UI"/>
-              </w:rPr>
-              <w:t xml:space="preserve"/>
+              <w:t>${nama_pembimbing_i}</w:t>
             </w:r>
           </w:p>
         </w:tc>
@@ -705,51 +541,7 @@
                 <w:sz w:val="23"/>
                 <w:szCs w:val="23"/>
               </w:rPr>
-              <w:t xml:space="preserve">Nama </w:t>
-            </w:r>
-            <w:proofErr w:type="spellStart"/>
-            <w:r>
-              <w:rPr>
-                <w:rFonts w:ascii="Cambria" w:hAnsi="Cambria"/>
-                <w:b/>
-                <w:bCs/>
-                <w:sz w:val="23"/>
-                <w:szCs w:val="23"/>
-              </w:rPr>
-              <w:t>Anggota</w:t>
-            </w:r>
-            <w:proofErr w:type="spellEnd"/>
-            <w:r>
-              <w:rPr>
-                <w:rFonts w:ascii="Cambria" w:hAnsi="Cambria"/>
-                <w:b/>
-                <w:bCs/>
-                <w:sz w:val="23"/>
-                <w:szCs w:val="23"/>
-              </w:rPr>
-              <w:t xml:space="preserve"> </w:t>
-            </w:r>
-            <w:proofErr w:type="spellStart"/>
-            <w:r>
-              <w:rPr>
-                <w:rFonts w:ascii="Cambria" w:hAnsi="Cambria"/>
-                <w:b/>
-                <w:bCs/>
-                <w:sz w:val="23"/>
-                <w:szCs w:val="23"/>
-              </w:rPr>
-              <w:t>Pembimbing</w:t>
-            </w:r>
-            <w:proofErr w:type="spellEnd"/>
-            <w:r>
-              <w:rPr>
-                <w:rFonts w:ascii="Cambria" w:hAnsi="Cambria"/>
-                <w:b/>
-                <w:bCs/>
-                <w:sz w:val="23"/>
-                <w:szCs w:val="23"/>
-              </w:rPr>
-              <w:t xml:space="preserve"> II</w:t>
+              <w:t>Nama Anggota Pembimbing II</w:t>
             </w:r>
           </w:p>
         </w:tc>
@@ -804,29 +596,7 @@
                 <w:sz w:val="23"/>
                 <w:szCs w:val="23"/>
               </w:rPr>
-              <w:t xml:space="preserve">${nama_pembimbing_ii}</w:t>
-            </w:r>
-            <w:proofErr w:type="spellStart"/>
-            <w:r>
-              <w:rPr>
-                <w:rFonts w:ascii="Cambria" w:hAnsi="Cambria"/>
-                <w:b/>
-                <w:bCs/>
-                <w:sz w:val="23"/>
-                <w:szCs w:val="23"/>
-              </w:rPr>
-              <w:t/>
-            </w:r>
-            <w:proofErr w:type="spellEnd"/>
-            <w:r>
-              <w:rPr>
-                <w:rFonts w:ascii="Cambria" w:hAnsi="Cambria"/>
-                <w:b/>
-                <w:bCs/>
-                <w:sz w:val="23"/>
-                <w:szCs w:val="23"/>
-              </w:rPr>
-              <w:t xml:space="preserve"/>
+              <w:t>${nama_pembimbing_ii}</w:t>
             </w:r>
           </w:p>
         </w:tc>
@@ -912,50 +682,6 @@
               </w:rPr>
               <w:t xml:space="preserve"> ${rata_nilai} (jumlah total dibagi 5)</w:t>
             </w:r>
-            <w:r>
-              <w:rPr>
-                <w:rFonts w:ascii="Cambria" w:hAnsi="Cambria"/>
-                <w:b/>
-                <w:bCs/>
-                <w:sz w:val="23"/>
-                <w:szCs w:val="23"/>
-              </w:rPr>
-              <w:t xml:space="preserve"/>
-            </w:r>
-            <w:proofErr w:type="spellStart"/>
-            <w:r>
-              <w:rPr>
-                <w:rFonts w:ascii="Cambria" w:hAnsi="Cambria"/>
-                <w:b/>
-                <w:bCs/>
-                <w:sz w:val="23"/>
-                <w:szCs w:val="23"/>
-              </w:rPr>
-              <w:t/>
-            </w:r>
-            <w:proofErr w:type="spellEnd"/>
-            <w:r>
-              <w:rPr>
-                <w:rFonts w:ascii="Cambria" w:hAnsi="Cambria"/>
-                <w:b/>
-                <w:bCs/>
-                <w:sz w:val="23"/>
-                <w:szCs w:val="23"/>
-              </w:rPr>
-              <w:t xml:space="preserve"/>
-            </w:r>
-            <w:proofErr w:type="spellStart"/>
-            <w:r>
-              <w:rPr>
-                <w:rFonts w:ascii="Cambria" w:hAnsi="Cambria"/>
-                <w:b/>
-                <w:bCs/>
-                <w:sz w:val="23"/>
-                <w:szCs w:val="23"/>
-              </w:rPr>
-              <w:t/>
-            </w:r>
-            <w:proofErr w:type="spellEnd"/>
             <w:r>
               <w:rPr>
                 <w:rFonts w:ascii="Cambria" w:hAnsi="Cambria"/>
@@ -1073,20 +799,6 @@
               </w:rPr>
               <w:t>${catatan}</w:t>
             </w:r>
-            <w:proofErr w:type="spellStart"/>
-            <w:r>
-              <w:rPr>
-                <w:rFonts w:ascii="Cambria" w:hAnsi="Cambria"/>
-              </w:rPr>
-              <w:t/>
-            </w:r>
-            <w:proofErr w:type="spellEnd"/>
-            <w:r>
-              <w:rPr>
-                <w:rFonts w:ascii="Cambria" w:hAnsi="Cambria"/>
-              </w:rPr>
-              <w:t/>
-            </w:r>
           </w:p>
           <w:p>
             <w:pPr>
@@ -1230,27 +942,7 @@
           <w:sz w:val="24"/>
           <w:szCs w:val="24"/>
         </w:rPr>
-        <w:t xml:space="preserve">${nama_penilaian}</w:t>
-      </w:r>
-      <w:proofErr w:type="spellStart"/>
-      <w:r>
-        <w:rPr>
-          <w:rFonts w:ascii="Cambria" w:hAnsi="Cambria"/>
-          <w:b/>
-          <w:sz w:val="24"/>
-          <w:szCs w:val="24"/>
-        </w:rPr>
-        <w:t/>
-      </w:r>
-      <w:proofErr w:type="spellEnd"/>
-      <w:r>
-        <w:rPr>
-          <w:rFonts w:ascii="Cambria" w:hAnsi="Cambria"/>
-          <w:b/>
-          <w:sz w:val="24"/>
-          <w:szCs w:val="24"/>
-        </w:rPr>
-        <w:t/>
+        <w:t>${nama_penilaian}</w:t>
       </w:r>
     </w:p>
     <w:p>
@@ -1309,22 +1001,6 @@
               </w:rPr>
               <w:t>${catatan}</w:t>
             </w:r>
-            <w:proofErr w:type="spellStart"/>
-            <w:r>
-              <w:rPr>
-                <w:rFonts w:ascii="Cambria" w:hAnsi="Cambria"/>
-                <w:b/>
-              </w:rPr>
-              <w:t/>
-            </w:r>
-            <w:proofErr w:type="spellEnd"/>
-            <w:r>
-              <w:rPr>
-                <w:rFonts w:ascii="Cambria" w:hAnsi="Cambria"/>
-                <w:b/>
-              </w:rPr>
-              <w:t/>
-            </w:r>
           </w:p>
           <w:p>
             <w:pPr>
@@ -1449,7 +1125,6 @@
       </w:pPr>
       <w:bookmarkStart w:id="1" w:name="_Hlk84190161"/>
       <w:bookmarkStart w:id="2" w:name="_Hlk84190130"/>
-      <w:proofErr w:type="spellStart"/>
       <w:r>
         <w:rPr>
           <w:rFonts w:ascii="Cambria" w:hAnsi="Cambria"/>
@@ -1457,17 +1132,7 @@
           <w:sz w:val="24"/>
           <w:szCs w:val="24"/>
         </w:rPr>
-        <w:t>Rekomendasi</w:t>
-      </w:r>
-      <w:proofErr w:type="spellEnd"/>
-      <w:r>
-        <w:rPr>
-          <w:rFonts w:ascii="Cambria" w:hAnsi="Cambria"/>
-          <w:b/>
-          <w:sz w:val="24"/>
-          <w:szCs w:val="24"/>
-        </w:rPr>
-        <w:t>:</w:t>
+        <w:t>Rekomendasi:</w:t>
       </w:r>
     </w:p>
     <w:p>
@@ -1481,185 +1146,13 @@
         </w:rPr>
       </w:pPr>
       <w:bookmarkStart w:id="3" w:name="_Hlk84189969"/>
-      <w:proofErr w:type="spellStart"/>
       <w:r>
         <w:rPr>
           <w:rFonts w:ascii="Cambria" w:hAnsi="Cambria"/>
           <w:sz w:val="24"/>
           <w:szCs w:val="24"/>
         </w:rPr>
-        <w:t>Berdasarkan</w:t>
-      </w:r>
-      <w:proofErr w:type="spellEnd"/>
-      <w:r>
-        <w:rPr>
-          <w:rFonts w:ascii="Cambria" w:hAnsi="Cambria"/>
-          <w:sz w:val="24"/>
-          <w:szCs w:val="24"/>
-        </w:rPr>
-        <w:t xml:space="preserve"> </w:t>
-      </w:r>
-      <w:proofErr w:type="spellStart"/>
-      <w:r>
-        <w:rPr>
-          <w:rFonts w:ascii="Cambria" w:hAnsi="Cambria"/>
-          <w:sz w:val="24"/>
-          <w:szCs w:val="24"/>
-        </w:rPr>
-        <w:t>pertimbangan</w:t>
-      </w:r>
-      <w:proofErr w:type="spellEnd"/>
-      <w:r>
-        <w:rPr>
-          <w:rFonts w:ascii="Cambria" w:hAnsi="Cambria"/>
-          <w:sz w:val="24"/>
-          <w:szCs w:val="24"/>
-        </w:rPr>
-        <w:t xml:space="preserve"> di atas, </w:t>
-      </w:r>
-      <w:proofErr w:type="spellStart"/>
-      <w:r>
-        <w:rPr>
-          <w:rFonts w:ascii="Cambria" w:hAnsi="Cambria"/>
-          <w:sz w:val="24"/>
-          <w:szCs w:val="24"/>
-        </w:rPr>
-        <w:t>maka</w:t>
-      </w:r>
-      <w:proofErr w:type="spellEnd"/>
-      <w:r>
-        <w:rPr>
-          <w:rFonts w:ascii="Cambria" w:hAnsi="Cambria"/>
-          <w:sz w:val="24"/>
-          <w:szCs w:val="24"/>
-        </w:rPr>
-        <w:t xml:space="preserve"> Proposal </w:t>
-      </w:r>
-      <w:proofErr w:type="spellStart"/>
-      <w:r>
-        <w:rPr>
-          <w:rFonts w:ascii="Cambria" w:hAnsi="Cambria"/>
-          <w:sz w:val="24"/>
-          <w:szCs w:val="24"/>
-        </w:rPr>
-        <w:t>Penelitian</w:t>
-      </w:r>
-      <w:proofErr w:type="spellEnd"/>
-      <w:r>
-        <w:rPr>
-          <w:rFonts w:ascii="Cambria" w:hAnsi="Cambria"/>
-          <w:sz w:val="24"/>
-          <w:szCs w:val="24"/>
-        </w:rPr>
-        <w:t xml:space="preserve"> </w:t>
-      </w:r>
-      <w:proofErr w:type="spellStart"/>
-      <w:r>
-        <w:rPr>
-          <w:rFonts w:ascii="Cambria" w:hAnsi="Cambria"/>
-          <w:sz w:val="24"/>
-          <w:szCs w:val="24"/>
-        </w:rPr>
-        <w:t>Disertasi</w:t>
-      </w:r>
-      <w:proofErr w:type="spellEnd"/>
-      <w:r>
-        <w:rPr>
-          <w:rFonts w:ascii="Cambria" w:hAnsi="Cambria"/>
-          <w:sz w:val="24"/>
-          <w:szCs w:val="24"/>
-        </w:rPr>
-        <w:t xml:space="preserve"> di atas </w:t>
-      </w:r>
-      <w:proofErr w:type="spellStart"/>
-      <w:r>
-        <w:rPr>
-          <w:rFonts w:ascii="Cambria" w:hAnsi="Cambria"/>
-          <w:sz w:val="24"/>
-          <w:szCs w:val="24"/>
-        </w:rPr>
-        <w:t>direkomendasikan</w:t>
-      </w:r>
-      <w:proofErr w:type="spellEnd"/>
-      <w:r>
-        <w:rPr>
-          <w:rFonts w:ascii="Cambria" w:hAnsi="Cambria"/>
-          <w:sz w:val="24"/>
-          <w:szCs w:val="24"/>
-        </w:rPr>
-        <w:t xml:space="preserve"> </w:t>
-      </w:r>
-      <w:proofErr w:type="spellStart"/>
-      <w:r>
-        <w:rPr>
-          <w:rFonts w:ascii="Cambria" w:hAnsi="Cambria"/>
-          <w:sz w:val="24"/>
-          <w:szCs w:val="24"/>
-        </w:rPr>
-        <w:t>sebagai</w:t>
-      </w:r>
-      <w:proofErr w:type="spellEnd"/>
-      <w:r>
-        <w:rPr>
-          <w:rFonts w:ascii="Cambria" w:hAnsi="Cambria"/>
-          <w:sz w:val="24"/>
-          <w:szCs w:val="24"/>
-        </w:rPr>
-        <w:t xml:space="preserve"> </w:t>
-      </w:r>
-      <w:proofErr w:type="spellStart"/>
-      <w:r>
-        <w:rPr>
-          <w:rFonts w:ascii="Cambria" w:hAnsi="Cambria"/>
-          <w:sz w:val="24"/>
-          <w:szCs w:val="24"/>
-        </w:rPr>
-        <w:t>berikut</w:t>
-      </w:r>
-      <w:proofErr w:type="spellEnd"/>
-      <w:r>
-        <w:rPr>
-          <w:rFonts w:ascii="Cambria" w:hAnsi="Cambria"/>
-          <w:sz w:val="24"/>
-          <w:szCs w:val="24"/>
-        </w:rPr>
-        <w:t xml:space="preserve"> (</w:t>
-      </w:r>
-      <w:proofErr w:type="spellStart"/>
-      <w:r>
-        <w:rPr>
-          <w:rFonts w:ascii="Cambria" w:hAnsi="Cambria"/>
-          <w:sz w:val="24"/>
-          <w:szCs w:val="24"/>
-        </w:rPr>
-        <w:t>lingkari</w:t>
-      </w:r>
-      <w:proofErr w:type="spellEnd"/>
-      <w:r>
-        <w:rPr>
-          <w:rFonts w:ascii="Cambria" w:hAnsi="Cambria"/>
-          <w:sz w:val="24"/>
-          <w:szCs w:val="24"/>
-        </w:rPr>
-        <w:t xml:space="preserve"> yang </w:t>
-      </w:r>
-      <w:proofErr w:type="spellStart"/>
-      <w:r>
-        <w:rPr>
-          <w:rFonts w:ascii="Cambria" w:hAnsi="Cambria"/>
-          <w:sz w:val="24"/>
-          <w:szCs w:val="24"/>
-        </w:rPr>
-        <w:t>benar</w:t>
-      </w:r>
-      <w:proofErr w:type="spellEnd"/>
-      <w:r>
-        <w:rPr>
-          <w:rFonts w:ascii="Cambria" w:hAnsi="Cambria"/>
-          <w:sz w:val="24"/>
-          <w:szCs w:val="24"/>
-        </w:rPr>
-        <w:t>):</w:t>
+        <w:t>Berdasarkan pertimbangan di atas, maka Proposal Penelitian Disertasi di atas direkomendasikan sebagai berikut (lingkari yang benar):</w:t>
       </w:r>
     </w:p>
     <w:p>
@@ -1681,7 +1174,6 @@
       <w:bookmarkStart w:id="4" w:name="_Hlk84190235"/>
       <w:bookmarkEnd w:id="1"/>
       <w:bookmarkEnd w:id="3"/>
-      <w:proofErr w:type="spellStart"/>
       <w:r>
         <w:rPr>
           <w:rFonts w:ascii="Cambria" w:hAnsi="Cambria"/>
@@ -1690,62 +1182,7 @@
           <w:sz w:val="24"/>
           <w:szCs w:val="24"/>
         </w:rPr>
-        <w:t>Layak</w:t>
-      </w:r>
-      <w:proofErr w:type="spellEnd"/>
-      <w:r>
-        <w:rPr>
-          <w:rFonts w:ascii="Cambria" w:hAnsi="Cambria"/>
-          <w:b/>
-          <w:bCs/>
-          <w:sz w:val="24"/>
-          <w:szCs w:val="24"/>
-        </w:rPr>
-        <w:t xml:space="preserve"> </w:t>
-      </w:r>
-      <w:proofErr w:type="spellStart"/>
-      <w:r>
-        <w:rPr>
-          <w:rFonts w:ascii="Cambria" w:hAnsi="Cambria"/>
-          <w:b/>
-          <w:bCs/>
-          <w:sz w:val="24"/>
-          <w:szCs w:val="24"/>
-        </w:rPr>
-        <w:t>tanpa</w:t>
-      </w:r>
-      <w:proofErr w:type="spellEnd"/>
-      <w:r>
-        <w:rPr>
-          <w:rFonts w:ascii="Cambria" w:hAnsi="Cambria"/>
-          <w:b/>
-          <w:bCs/>
-          <w:sz w:val="24"/>
-          <w:szCs w:val="24"/>
-        </w:rPr>
-        <w:t xml:space="preserve"> </w:t>
-      </w:r>
-      <w:proofErr w:type="spellStart"/>
-      <w:r>
-        <w:rPr>
-          <w:rFonts w:ascii="Cambria" w:hAnsi="Cambria"/>
-          <w:b/>
-          <w:bCs/>
-          <w:sz w:val="24"/>
-          <w:szCs w:val="24"/>
-        </w:rPr>
-        <w:t>perbaikan</w:t>
-      </w:r>
-      <w:proofErr w:type="spellEnd"/>
-      <w:r>
-        <w:rPr>
-          <w:rFonts w:ascii="Cambria" w:hAnsi="Cambria"/>
-          <w:b/>
-          <w:bCs/>
-          <w:sz w:val="24"/>
-          <w:szCs w:val="24"/>
-        </w:rPr>
-        <w:t xml:space="preserve"> </w:t>
+        <w:t xml:space="preserve">Layak tanpa perbaikan </w:t>
       </w:r>
     </w:p>
     <w:p>
@@ -1764,7 +1201,6 @@
           <w:szCs w:val="24"/>
         </w:rPr>
       </w:pPr>
-      <w:proofErr w:type="spellStart"/>
       <w:r>
         <w:rPr>
           <w:rFonts w:ascii="Cambria" w:hAnsi="Cambria"/>
@@ -1773,119 +1209,8 @@
           <w:sz w:val="24"/>
           <w:szCs w:val="24"/>
         </w:rPr>
-        <w:t>Layak</w:t>
+        <w:t>Layak dengan perbaikan minor tanpa harus dibaca kembali</w:t>
       </w:r>
-      <w:proofErr w:type="spellEnd"/>
-      <w:r>
-        <w:rPr>
-          <w:rFonts w:ascii="Cambria" w:hAnsi="Cambria"/>
-          <w:b/>
-          <w:bCs/>
-          <w:sz w:val="24"/>
-          <w:szCs w:val="24"/>
-        </w:rPr>
-        <w:t xml:space="preserve"> </w:t>
-      </w:r>
-      <w:proofErr w:type="spellStart"/>
-      <w:r>
-        <w:rPr>
-          <w:rFonts w:ascii="Cambria" w:hAnsi="Cambria"/>
-          <w:b/>
-          <w:bCs/>
-          <w:sz w:val="24"/>
-          <w:szCs w:val="24"/>
-        </w:rPr>
-        <w:t>dengan</w:t>
-      </w:r>
-      <w:proofErr w:type="spellEnd"/>
-      <w:r>
-        <w:rPr>
-          <w:rFonts w:ascii="Cambria" w:hAnsi="Cambria"/>
-          <w:b/>
-          <w:bCs/>
-          <w:sz w:val="24"/>
-          <w:szCs w:val="24"/>
-        </w:rPr>
-        <w:t xml:space="preserve"> </w:t>
-      </w:r>
-      <w:proofErr w:type="spellStart"/>
-      <w:r>
-        <w:rPr>
-          <w:rFonts w:ascii="Cambria" w:hAnsi="Cambria"/>
-          <w:b/>
-          <w:bCs/>
-          <w:sz w:val="24"/>
-          <w:szCs w:val="24"/>
-        </w:rPr>
-        <w:t>perbaikan</w:t>
-      </w:r>
-      <w:proofErr w:type="spellEnd"/>
-      <w:r>
-        <w:rPr>
-          <w:rFonts w:ascii="Cambria" w:hAnsi="Cambria"/>
-          <w:b/>
-          <w:bCs/>
-          <w:sz w:val="24"/>
-          <w:szCs w:val="24"/>
-        </w:rPr>
-        <w:t xml:space="preserve"> minor </w:t>
-      </w:r>
-      <w:proofErr w:type="spellStart"/>
-      <w:r>
-        <w:rPr>
-          <w:rFonts w:ascii="Cambria" w:hAnsi="Cambria"/>
-          <w:b/>
-          <w:bCs/>
-          <w:sz w:val="24"/>
-          <w:szCs w:val="24"/>
-        </w:rPr>
-        <w:t>tanpa</w:t>
-      </w:r>
-      <w:proofErr w:type="spellEnd"/>
-      <w:r>
-        <w:rPr>
-          <w:rFonts w:ascii="Cambria" w:hAnsi="Cambria"/>
-          <w:b/>
-          <w:bCs/>
-          <w:sz w:val="24"/>
-          <w:szCs w:val="24"/>
-        </w:rPr>
-        <w:t xml:space="preserve"> harus </w:t>
-      </w:r>
-      <w:proofErr w:type="spellStart"/>
-      <w:r>
-        <w:rPr>
-          <w:rFonts w:ascii="Cambria" w:hAnsi="Cambria"/>
-          <w:b/>
-          <w:bCs/>
-          <w:sz w:val="24"/>
-          <w:szCs w:val="24"/>
-        </w:rPr>
-        <w:t>dibaca</w:t>
-      </w:r>
-      <w:proofErr w:type="spellEnd"/>
-      <w:r>
-        <w:rPr>
-          <w:rFonts w:ascii="Cambria" w:hAnsi="Cambria"/>
-          <w:b/>
-          <w:bCs/>
-          <w:sz w:val="24"/>
-          <w:szCs w:val="24"/>
-        </w:rPr>
-        <w:t xml:space="preserve"> </w:t>
-      </w:r>
-      <w:proofErr w:type="spellStart"/>
-      <w:r>
-        <w:rPr>
-          <w:rFonts w:ascii="Cambria" w:hAnsi="Cambria"/>
-          <w:b/>
-          <w:bCs/>
-          <w:sz w:val="24"/>
-          <w:szCs w:val="24"/>
-        </w:rPr>
-        <w:t>kembali</w:t>
-      </w:r>
-      <w:proofErr w:type="spellEnd"/>
     </w:p>
     <w:p>
       <w:pPr>
@@ -1903,7 +1228,6 @@
           <w:szCs w:val="24"/>
         </w:rPr>
       </w:pPr>
-      <w:proofErr w:type="spellStart"/>
       <w:r>
         <w:rPr>
           <w:rFonts w:ascii="Cambria" w:hAnsi="Cambria"/>
@@ -1912,119 +1236,8 @@
           <w:sz w:val="24"/>
           <w:szCs w:val="24"/>
         </w:rPr>
-        <w:t>Layak</w:t>
+        <w:t>Layak dengan perbaikan minor dan perbaikan harus dibaca kembali</w:t>
       </w:r>
-      <w:proofErr w:type="spellEnd"/>
-      <w:r>
-        <w:rPr>
-          <w:rFonts w:ascii="Cambria" w:hAnsi="Cambria"/>
-          <w:b/>
-          <w:bCs/>
-          <w:sz w:val="24"/>
-          <w:szCs w:val="24"/>
-        </w:rPr>
-        <w:t xml:space="preserve"> </w:t>
-      </w:r>
-      <w:proofErr w:type="spellStart"/>
-      <w:r>
-        <w:rPr>
-          <w:rFonts w:ascii="Cambria" w:hAnsi="Cambria"/>
-          <w:b/>
-          <w:bCs/>
-          <w:sz w:val="24"/>
-          <w:szCs w:val="24"/>
-        </w:rPr>
-        <w:t>dengan</w:t>
-      </w:r>
-      <w:proofErr w:type="spellEnd"/>
-      <w:r>
-        <w:rPr>
-          <w:rFonts w:ascii="Cambria" w:hAnsi="Cambria"/>
-          <w:b/>
-          <w:bCs/>
-          <w:sz w:val="24"/>
-          <w:szCs w:val="24"/>
-        </w:rPr>
-        <w:t xml:space="preserve"> </w:t>
-      </w:r>
-      <w:proofErr w:type="spellStart"/>
-      <w:r>
-        <w:rPr>
-          <w:rFonts w:ascii="Cambria" w:hAnsi="Cambria"/>
-          <w:b/>
-          <w:bCs/>
-          <w:sz w:val="24"/>
-          <w:szCs w:val="24"/>
-        </w:rPr>
-        <w:t>perbaikan</w:t>
-      </w:r>
-      <w:proofErr w:type="spellEnd"/>
-      <w:r>
-        <w:rPr>
-          <w:rFonts w:ascii="Cambria" w:hAnsi="Cambria"/>
-          <w:b/>
-          <w:bCs/>
-          <w:sz w:val="24"/>
-          <w:szCs w:val="24"/>
-        </w:rPr>
-        <w:t xml:space="preserve"> minor dan </w:t>
-      </w:r>
-      <w:proofErr w:type="spellStart"/>
-      <w:r>
-        <w:rPr>
-          <w:rFonts w:ascii="Cambria" w:hAnsi="Cambria"/>
-          <w:b/>
-          <w:bCs/>
-          <w:sz w:val="24"/>
-          <w:szCs w:val="24"/>
-        </w:rPr>
-        <w:t>perbaikan</w:t>
-      </w:r>
-      <w:proofErr w:type="spellEnd"/>
-      <w:r>
-        <w:rPr>
-          <w:rFonts w:ascii="Cambria" w:hAnsi="Cambria"/>
-          <w:b/>
-          <w:bCs/>
-          <w:sz w:val="24"/>
-          <w:szCs w:val="24"/>
-        </w:rPr>
-        <w:t xml:space="preserve"> harus </w:t>
-      </w:r>
-      <w:proofErr w:type="spellStart"/>
-      <w:r>
-        <w:rPr>
-          <w:rFonts w:ascii="Cambria" w:hAnsi="Cambria"/>
-          <w:b/>
-          <w:bCs/>
-          <w:sz w:val="24"/>
-          <w:szCs w:val="24"/>
-        </w:rPr>
-        <w:t>dibaca</w:t>
-      </w:r>
-      <w:proofErr w:type="spellEnd"/>
-      <w:r>
-        <w:rPr>
-          <w:rFonts w:ascii="Cambria" w:hAnsi="Cambria"/>
-          <w:b/>
-          <w:bCs/>
-          <w:sz w:val="24"/>
-          <w:szCs w:val="24"/>
-        </w:rPr>
-        <w:t xml:space="preserve"> </w:t>
-      </w:r>
-      <w:proofErr w:type="spellStart"/>
-      <w:r>
-        <w:rPr>
-          <w:rFonts w:ascii="Cambria" w:hAnsi="Cambria"/>
-          <w:b/>
-          <w:bCs/>
-          <w:sz w:val="24"/>
-          <w:szCs w:val="24"/>
-        </w:rPr>
-        <w:t>kembali</w:t>
-      </w:r>
-      <w:proofErr w:type="spellEnd"/>
     </w:p>
     <w:p>
       <w:pPr>
@@ -2042,7 +1255,6 @@
           <w:szCs w:val="24"/>
         </w:rPr>
       </w:pPr>
-      <w:proofErr w:type="spellStart"/>
       <w:r>
         <w:rPr>
           <w:rFonts w:ascii="Cambria" w:hAnsi="Cambria"/>
@@ -2051,84 +1263,7 @@
           <w:sz w:val="24"/>
           <w:szCs w:val="24"/>
         </w:rPr>
-        <w:t>Layak</w:t>
-      </w:r>
-      <w:proofErr w:type="spellEnd"/>
-      <w:r>
-        <w:rPr>
-          <w:rFonts w:ascii="Cambria" w:hAnsi="Cambria"/>
-          <w:b/>
-          <w:bCs/>
-          <w:sz w:val="24"/>
-          <w:szCs w:val="24"/>
-        </w:rPr>
-        <w:t xml:space="preserve"> </w:t>
-      </w:r>
-      <w:proofErr w:type="spellStart"/>
-      <w:r>
-        <w:rPr>
-          <w:rFonts w:ascii="Cambria" w:hAnsi="Cambria"/>
-          <w:b/>
-          <w:bCs/>
-          <w:sz w:val="24"/>
-          <w:szCs w:val="24"/>
-        </w:rPr>
-        <w:t>dengan</w:t>
-      </w:r>
-      <w:proofErr w:type="spellEnd"/>
-      <w:r>
-        <w:rPr>
-          <w:rFonts w:ascii="Cambria" w:hAnsi="Cambria"/>
-          <w:b/>
-          <w:bCs/>
-          <w:sz w:val="24"/>
-          <w:szCs w:val="24"/>
-        </w:rPr>
-        <w:t xml:space="preserve"> </w:t>
-      </w:r>
-      <w:proofErr w:type="spellStart"/>
-      <w:r>
-        <w:rPr>
-          <w:rFonts w:ascii="Cambria" w:hAnsi="Cambria"/>
-          <w:b/>
-          <w:bCs/>
-          <w:sz w:val="24"/>
-          <w:szCs w:val="24"/>
-        </w:rPr>
-        <w:t>perbaikan</w:t>
-      </w:r>
-      <w:proofErr w:type="spellEnd"/>
-      <w:r>
-        <w:rPr>
-          <w:rFonts w:ascii="Cambria" w:hAnsi="Cambria"/>
-          <w:b/>
-          <w:bCs/>
-          <w:sz w:val="24"/>
-          <w:szCs w:val="24"/>
-        </w:rPr>
-        <w:t xml:space="preserve"> major (</w:t>
-      </w:r>
-      <w:proofErr w:type="spellStart"/>
-      <w:r>
-        <w:rPr>
-          <w:rFonts w:ascii="Cambria" w:hAnsi="Cambria"/>
-          <w:b/>
-          <w:bCs/>
-          <w:sz w:val="24"/>
-          <w:szCs w:val="24"/>
-        </w:rPr>
-        <w:t>substansial</w:t>
-      </w:r>
-      <w:proofErr w:type="spellEnd"/>
-      <w:r>
-        <w:rPr>
-          <w:rFonts w:ascii="Cambria" w:hAnsi="Cambria"/>
-          <w:b/>
-          <w:bCs/>
-          <w:sz w:val="24"/>
-          <w:szCs w:val="24"/>
-        </w:rPr>
-        <w:t>)</w:t>
+        <w:t>Layak dengan perbaikan major (substansial)</w:t>
       </w:r>
     </w:p>
     <w:p>
@@ -2155,20 +1290,8 @@
           <w:sz w:val="24"/>
           <w:szCs w:val="24"/>
         </w:rPr>
-        <w:t xml:space="preserve">Tidak </w:t>
+        <w:t>Tidak layak</w:t>
       </w:r>
-      <w:proofErr w:type="spellStart"/>
-      <w:r>
-        <w:rPr>
-          <w:rFonts w:ascii="Cambria" w:hAnsi="Cambria"/>
-          <w:b/>
-          <w:bCs/>
-          <w:sz w:val="24"/>
-          <w:szCs w:val="24"/>
-        </w:rPr>
-        <w:t>layak</w:t>
-      </w:r>
-      <w:proofErr w:type="spellEnd"/>
     </w:p>
     <w:p>
       <w:pPr>
@@ -2203,7 +1326,6 @@
           <w:szCs w:val="24"/>
         </w:rPr>
       </w:pPr>
-      <w:proofErr w:type="spellStart"/>
       <w:r>
         <w:rPr>
           <w:rFonts w:ascii="Cambria" w:hAnsi="Cambria"/>
@@ -2211,37 +1333,7 @@
           <w:bCs/>
           <w:szCs w:val="24"/>
         </w:rPr>
-        <w:t>Tanggal</w:t>
-      </w:r>
-      <w:proofErr w:type="spellEnd"/>
-      <w:r>
-        <w:rPr>
-          <w:rFonts w:ascii="Cambria" w:hAnsi="Cambria"/>
-          <w:b/>
-          <w:bCs/>
-          <w:szCs w:val="24"/>
-        </w:rPr>
-        <w:t xml:space="preserve"> </w:t>
-      </w:r>
-      <w:proofErr w:type="spellStart"/>
-      <w:r>
-        <w:rPr>
-          <w:rFonts w:ascii="Cambria" w:hAnsi="Cambria"/>
-          <w:b/>
-          <w:bCs/>
-          <w:szCs w:val="24"/>
-        </w:rPr>
-        <w:t>penilaian</w:t>
-      </w:r>
-      <w:proofErr w:type="spellEnd"/>
-      <w:r>
-        <w:rPr>
-          <w:rFonts w:ascii="Cambria" w:hAnsi="Cambria"/>
-          <w:b/>
-          <w:bCs/>
-          <w:szCs w:val="24"/>
-        </w:rPr>
-        <w:t xml:space="preserve">: </w:t>
+        <w:t xml:space="preserve">Tanggal penilaian: </w:t>
       </w:r>
       <w:r>
         <w:rPr>
@@ -2251,46 +1343,6 @@
           <w:szCs w:val="24"/>
         </w:rPr>
         <w:t>${tgl_create_penilaian}</w:t>
-      </w:r>
-      <w:proofErr w:type="spellStart"/>
-      <w:r>
-        <w:rPr>
-          <w:rFonts w:ascii="Cambria" w:hAnsi="Cambria"/>
-          <w:b/>
-          <w:bCs/>
-          <w:szCs w:val="24"/>
-        </w:rPr>
-        <w:t/>
-      </w:r>
-      <w:proofErr w:type="spellEnd"/>
-      <w:r>
-        <w:rPr>
-          <w:rFonts w:ascii="Cambria" w:hAnsi="Cambria"/>
-          <w:b/>
-          <w:bCs/>
-          <w:szCs w:val="24"/>
-        </w:rPr>
-        <w:t xml:space="preserve"/>
-      </w:r>
-      <w:proofErr w:type="spellStart"/>
-      <w:r>
-        <w:rPr>
-          <w:rFonts w:ascii="Cambria" w:hAnsi="Cambria"/>
-          <w:b/>
-          <w:bCs/>
-          <w:szCs w:val="24"/>
-        </w:rPr>
-        <w:t/>
-      </w:r>
-      <w:proofErr w:type="spellEnd"/>
-      <w:r>
-        <w:rPr>
-          <w:rFonts w:ascii="Cambria" w:hAnsi="Cambria"/>
-          <w:b/>
-          <w:bCs/>
-          <w:szCs w:val="24"/>
-        </w:rPr>
-        <w:t/>
       </w:r>
       <w:r>
         <w:rPr>
@@ -2391,6 +1443,16 @@
           <w:lang w:val="fi-FI"/>
         </w:rPr>
       </w:pPr>
+      <w:r>
+        <w:rPr>
+          <w:rFonts w:ascii="Cambria" w:hAnsi="Cambria"/>
+          <w:b/>
+          <w:bCs/>
+          <w:szCs w:val="24"/>
+          <w:lang w:val="fi-FI"/>
+        </w:rPr>
+        <w:t>${signature}</w:t>
+      </w:r>
     </w:p>
     <w:p>
       <w:pPr>
@@ -2481,7 +1543,7 @@
 </file>
 
 <file path=word/endnotes.xml><?xml version="1.0" encoding="utf-8"?>
-<w:endnotes xmlns:wpc="http://schemas.microsoft.com/office/word/2010/wordprocessingCanvas" xmlns:cx="http://schemas.microsoft.com/office/drawing/2014/chartex" xmlns:cx1="http://schemas.microsoft.com/office/drawing/2015/9/8/chartex" xmlns:cx2="http://schemas.microsoft.com/office/drawing/2015/10/21/chartex" xmlns:cx3="http://schemas.microsoft.com/office/drawing/2016/5/9/chartex" xmlns:cx4="http://schemas.microsoft.com/office/drawing/2016/5/10/chartex" xmlns:cx5="http://schemas.microsoft.com/office/drawing/2016/5/11/chartex" xmlns:cx6="http://schemas.microsoft.com/office/drawing/2016/5/12/chartex" xmlns:cx7="http://schemas.microsoft.com/office/drawing/2016/5/13/chartex" xmlns:cx8="http://schemas.microsoft.com/office/drawing/2016/5/14/chartex" xmlns:mc="http://schemas.openxmlformats.org/markup-compatibility/2006" xmlns:aink="http://schemas.microsoft.com/office/drawing/2016/ink" xmlns:am3d="http://schemas.microsoft.com/office/drawing/2017/model3d" xmlns:o="urn:schemas-microsoft-com:office:office" xmlns:oel="http://schemas.microsoft.com/office/2019/extlst" xmlns:r="http://schemas.openxmlformats.org/officeDocument/2006/relationships" xmlns:m="http://schemas.openxmlformats.org/officeDocument/2006/math" xmlns:v="urn:schemas-microsoft-com:vml" xmlns:wp14="http://schemas.microsoft.com/office/word/2010/wordprocessingDrawing" xmlns:wp="http://schemas.openxmlformats.org/drawingml/2006/wordprocessingDrawing" xmlns:w10="urn:schemas-microsoft-com:office:word" xmlns:w="http://schemas.openxmlformats.org/wordprocessingml/2006/main" xmlns:w14="http://schemas.microsoft.com/office/word/2010/wordml" xmlns:w15="http://schemas.microsoft.com/office/word/2012/wordml" xmlns:w16cei="http://schemas.microsoft.com/office/word/2026/wordml/cei" xmlns:w16cex="http://schemas.microsoft.com/office/word/2018/wordml/cex" xmlns:w16cid="http://schemas.microsoft.com/office/word/2016/wordml/cid" xmlns:w16="http://schemas.microsoft.com/office/word/2018/wordml" xmlns:w16du="http://schemas.microsoft.com/office/word/2023/wordml/word16du" xmlns:w16sdtdh="http://schemas.microsoft.com/office/word/2020/wordml/sdtdatahash" xmlns:w16sdtfl="http://schemas.microsoft.com/office/word/2024/wordml/sdtformatlock" xmlns:w16se="http://schemas.microsoft.com/office/word/2015/wordml/symex" xmlns:wpg="http://schemas.microsoft.com/office/word/2010/wordprocessingGroup" xmlns:wpi="http://schemas.microsoft.com/office/word/2010/wordprocessingInk" xmlns:wne="http://schemas.microsoft.com/office/word/2006/wordml" xmlns:wps="http://schemas.microsoft.com/office/word/2010/wordprocessingShape" mc:Ignorable="w14 w15 w16se w16cid w16 w16cex w16sdtdh w16sdtfl w16du wp14">
+<w:endnotes xmlns:wpc="http://schemas.microsoft.com/office/word/2010/wordprocessingCanvas" xmlns:cx="http://schemas.microsoft.com/office/drawing/2014/chartex" xmlns:cx1="http://schemas.microsoft.com/office/drawing/2015/9/8/chartex" xmlns:cx2="http://schemas.microsoft.com/office/drawing/2015/10/21/chartex" xmlns:cx3="http://schemas.microsoft.com/office/drawing/2016/5/9/chartex" xmlns:cx4="http://schemas.microsoft.com/office/drawing/2016/5/10/chartex" xmlns:cx5="http://schemas.microsoft.com/office/drawing/2016/5/11/chartex" xmlns:cx6="http://schemas.microsoft.com/office/drawing/2016/5/12/chartex" xmlns:cx7="http://schemas.microsoft.com/office/drawing/2016/5/13/chartex" xmlns:cx8="http://schemas.microsoft.com/office/drawing/2016/5/14/chartex" xmlns:mc="http://schemas.openxmlformats.org/markup-compatibility/2006" xmlns:aink="http://schemas.microsoft.com/office/drawing/2016/ink" xmlns:am3d="http://schemas.microsoft.com/office/drawing/2017/model3d" xmlns:o="urn:schemas-microsoft-com:office:office" xmlns:oel="http://schemas.microsoft.com/office/2019/extlst" xmlns:r="http://schemas.openxmlformats.org/officeDocument/2006/relationships" xmlns:m="http://schemas.openxmlformats.org/officeDocument/2006/math" xmlns:v="urn:schemas-microsoft-com:vml" xmlns:wp14="http://schemas.microsoft.com/office/word/2010/wordprocessingDrawing" xmlns:wp="http://schemas.openxmlformats.org/drawingml/2006/wordprocessingDrawing" xmlns:w10="urn:schemas-microsoft-com:office:word" xmlns:w="http://schemas.openxmlformats.org/wordprocessingml/2006/main" xmlns:w14="http://schemas.microsoft.com/office/word/2010/wordml" xmlns:w15="http://schemas.microsoft.com/office/word/2012/wordml" xmlns:w16cex="http://schemas.microsoft.com/office/word/2018/wordml/cex" xmlns:w16cid="http://schemas.microsoft.com/office/word/2016/wordml/cid" xmlns:w16="http://schemas.microsoft.com/office/word/2018/wordml" xmlns:w16du="http://schemas.microsoft.com/office/word/2023/wordml/word16du" xmlns:w16sdtdh="http://schemas.microsoft.com/office/word/2020/wordml/sdtdatahash" xmlns:w16sdtfl="http://schemas.microsoft.com/office/word/2024/wordml/sdtformatlock" xmlns:w16se="http://schemas.microsoft.com/office/word/2015/wordml/symex" xmlns:wpg="http://schemas.microsoft.com/office/word/2010/wordprocessingGroup" xmlns:wpi="http://schemas.microsoft.com/office/word/2010/wordprocessingInk" xmlns:wne="http://schemas.microsoft.com/office/word/2006/wordml" xmlns:wps="http://schemas.microsoft.com/office/word/2010/wordprocessingShape" mc:Ignorable="w14 w15 w16se w16cid w16 w16cex w16sdtdh w16sdtfl w16du wp14">
   <w:endnote w:type="separator" w:id="-1">
     <w:p>
       <w:pPr>
@@ -2506,7 +1568,7 @@
 </file>
 
 <file path=word/footnotes.xml><?xml version="1.0" encoding="utf-8"?>
-<w:footnotes xmlns:wpc="http://schemas.microsoft.com/office/word/2010/wordprocessingCanvas" xmlns:cx="http://schemas.microsoft.com/office/drawing/2014/chartex" xmlns:cx1="http://schemas.microsoft.com/office/drawing/2015/9/8/chartex" xmlns:cx2="http://schemas.microsoft.com/office/drawing/2015/10/21/chartex" xmlns:cx3="http://schemas.microsoft.com/office/drawing/2016/5/9/chartex" xmlns:cx4="http://schemas.microsoft.com/office/drawing/2016/5/10/chartex" xmlns:cx5="http://schemas.microsoft.com/office/drawing/2016/5/11/chartex" xmlns:cx6="http://schemas.microsoft.com/office/drawing/2016/5/12/chartex" xmlns:cx7="http://schemas.microsoft.com/office/drawing/2016/5/13/chartex" xmlns:cx8="http://schemas.microsoft.com/office/drawing/2016/5/14/chartex" xmlns:mc="http://schemas.openxmlformats.org/markup-compatibility/2006" xmlns:aink="http://schemas.microsoft.com/office/drawing/2016/ink" xmlns:am3d="http://schemas.microsoft.com/office/drawing/2017/model3d" xmlns:o="urn:schemas-microsoft-com:office:office" xmlns:oel="http://schemas.microsoft.com/office/2019/extlst" xmlns:r="http://schemas.openxmlformats.org/officeDocument/2006/relationships" xmlns:m="http://schemas.openxmlformats.org/officeDocument/2006/math" xmlns:v="urn:schemas-microsoft-com:vml" xmlns:wp14="http://schemas.microsoft.com/office/word/2010/wordprocessingDrawing" xmlns:wp="http://schemas.openxmlformats.org/drawingml/2006/wordprocessingDrawing" xmlns:w10="urn:schemas-microsoft-com:office:word" xmlns:w="http://schemas.openxmlformats.org/wordprocessingml/2006/main" xmlns:w14="http://schemas.microsoft.com/office/word/2010/wordml" xmlns:w15="http://schemas.microsoft.com/office/word/2012/wordml" xmlns:w16cei="http://schemas.microsoft.com/office/word/2026/wordml/cei" xmlns:w16cex="http://schemas.microsoft.com/office/word/2018/wordml/cex" xmlns:w16cid="http://schemas.microsoft.com/office/word/2016/wordml/cid" xmlns:w16="http://schemas.microsoft.com/office/word/2018/wordml" xmlns:w16du="http://schemas.microsoft.com/office/word/2023/wordml/word16du" xmlns:w16sdtdh="http://schemas.microsoft.com/office/word/2020/wordml/sdtdatahash" xmlns:w16sdtfl="http://schemas.microsoft.com/office/word/2024/wordml/sdtformatlock" xmlns:w16se="http://schemas.microsoft.com/office/word/2015/wordml/symex" xmlns:wpg="http://schemas.microsoft.com/office/word/2010/wordprocessingGroup" xmlns:wpi="http://schemas.microsoft.com/office/word/2010/wordprocessingInk" xmlns:wne="http://schemas.microsoft.com/office/word/2006/wordml" xmlns:wps="http://schemas.microsoft.com/office/word/2010/wordprocessingShape" mc:Ignorable="w14 w15 w16se w16cid w16 w16cex w16sdtdh w16sdtfl w16du wp14">
+<w:footnotes xmlns:wpc="http://schemas.microsoft.com/office/word/2010/wordprocessingCanvas" xmlns:cx="http://schemas.microsoft.com/office/drawing/2014/chartex" xmlns:cx1="http://schemas.microsoft.com/office/drawing/2015/9/8/chartex" xmlns:cx2="http://schemas.microsoft.com/office/drawing/2015/10/21/chartex" xmlns:cx3="http://schemas.microsoft.com/office/drawing/2016/5/9/chartex" xmlns:cx4="http://schemas.microsoft.com/office/drawing/2016/5/10/chartex" xmlns:cx5="http://schemas.microsoft.com/office/drawing/2016/5/11/chartex" xmlns:cx6="http://schemas.microsoft.com/office/drawing/2016/5/12/chartex" xmlns:cx7="http://schemas.microsoft.com/office/drawing/2016/5/13/chartex" xmlns:cx8="http://schemas.microsoft.com/office/drawing/2016/5/14/chartex" xmlns:mc="http://schemas.openxmlformats.org/markup-compatibility/2006" xmlns:aink="http://schemas.microsoft.com/office/drawing/2016/ink" xmlns:am3d="http://schemas.microsoft.com/office/drawing/2017/model3d" xmlns:o="urn:schemas-microsoft-com:office:office" xmlns:oel="http://schemas.microsoft.com/office/2019/extlst" xmlns:r="http://schemas.openxmlformats.org/officeDocument/2006/relationships" xmlns:m="http://schemas.openxmlformats.org/officeDocument/2006/math" xmlns:v="urn:schemas-microsoft-com:vml" xmlns:wp14="http://schemas.microsoft.com/office/word/2010/wordprocessingDrawing" xmlns:wp="http://schemas.openxmlformats.org/drawingml/2006/wordprocessingDrawing" xmlns:w10="urn:schemas-microsoft-com:office:word" xmlns:w="http://schemas.openxmlformats.org/wordprocessingml/2006/main" xmlns:w14="http://schemas.microsoft.com/office/word/2010/wordml" xmlns:w15="http://schemas.microsoft.com/office/word/2012/wordml" xmlns:w16cex="http://schemas.microsoft.com/office/word/2018/wordml/cex" xmlns:w16cid="http://schemas.microsoft.com/office/word/2016/wordml/cid" xmlns:w16="http://schemas.microsoft.com/office/word/2018/wordml" xmlns:w16du="http://schemas.microsoft.com/office/word/2023/wordml/word16du" xmlns:w16sdtdh="http://schemas.microsoft.com/office/word/2020/wordml/sdtdatahash" xmlns:w16sdtfl="http://schemas.microsoft.com/office/word/2024/wordml/sdtformatlock" xmlns:w16se="http://schemas.microsoft.com/office/word/2015/wordml/symex" xmlns:wpg="http://schemas.microsoft.com/office/word/2010/wordprocessingGroup" xmlns:wpi="http://schemas.microsoft.com/office/word/2010/wordprocessingInk" xmlns:wne="http://schemas.microsoft.com/office/word/2006/wordml" xmlns:wps="http://schemas.microsoft.com/office/word/2010/wordprocessingShape" mc:Ignorable="w14 w15 w16se w16cid w16 w16cex w16sdtdh w16sdtfl w16du wp14">
   <w:footnote w:type="separator" w:id="-1">
     <w:p>
       <w:pPr>
@@ -2531,7 +1593,7 @@
 </file>
 
 <file path=word/header1.xml><?xml version="1.0" encoding="utf-8"?>
-<w:hdr xmlns:wpc="http://schemas.microsoft.com/office/word/2010/wordprocessingCanvas" xmlns:cx="http://schemas.microsoft.com/office/drawing/2014/chartex" xmlns:cx1="http://schemas.microsoft.com/office/drawing/2015/9/8/chartex" xmlns:cx2="http://schemas.microsoft.com/office/drawing/2015/10/21/chartex" xmlns:cx3="http://schemas.microsoft.com/office/drawing/2016/5/9/chartex" xmlns:cx4="http://schemas.microsoft.com/office/drawing/2016/5/10/chartex" xmlns:cx5="http://schemas.microsoft.com/office/drawing/2016/5/11/chartex" xmlns:cx6="http://schemas.microsoft.com/office/drawing/2016/5/12/chartex" xmlns:cx7="http://schemas.microsoft.com/office/drawing/2016/5/13/chartex" xmlns:cx8="http://schemas.microsoft.com/office/drawing/2016/5/14/chartex" xmlns:mc="http://schemas.openxmlformats.org/markup-compatibility/2006" xmlns:aink="http://schemas.microsoft.com/office/drawing/2016/ink" xmlns:am3d="http://schemas.microsoft.com/office/drawing/2017/model3d" xmlns:o="urn:schemas-microsoft-com:office:office" xmlns:oel="http://schemas.microsoft.com/office/2019/extlst" xmlns:r="http://schemas.openxmlformats.org/officeDocument/2006/relationships" xmlns:m="http://schemas.openxmlformats.org/officeDocument/2006/math" xmlns:v="urn:schemas-microsoft-com:vml" xmlns:wp14="http://schemas.microsoft.com/office/word/2010/wordprocessingDrawing" xmlns:wp="http://schemas.openxmlformats.org/drawingml/2006/wordprocessingDrawing" xmlns:w10="urn:schemas-microsoft-com:office:word" xmlns:w="http://schemas.openxmlformats.org/wordprocessingml/2006/main" xmlns:w14="http://schemas.microsoft.com/office/word/2010/wordml" xmlns:w15="http://schemas.microsoft.com/office/word/2012/wordml" xmlns:w16cei="http://schemas.microsoft.com/office/word/2026/wordml/cei" xmlns:w16cex="http://schemas.microsoft.com/office/word/2018/wordml/cex" xmlns:w16cid="http://schemas.microsoft.com/office/word/2016/wordml/cid" xmlns:w16="http://schemas.microsoft.com/office/word/2018/wordml" xmlns:w16du="http://schemas.microsoft.com/office/word/2023/wordml/word16du" xmlns:w16sdtdh="http://schemas.microsoft.com/office/word/2020/wordml/sdtdatahash" xmlns:w16sdtfl="http://schemas.microsoft.com/office/word/2024/wordml/sdtformatlock" xmlns:w16se="http://schemas.microsoft.com/office/word/2015/wordml/symex" xmlns:wpg="http://schemas.microsoft.com/office/word/2010/wordprocessingGroup" xmlns:wpi="http://schemas.microsoft.com/office/word/2010/wordprocessingInk" xmlns:wne="http://schemas.microsoft.com/office/word/2006/wordml" xmlns:wps="http://schemas.microsoft.com/office/word/2010/wordprocessingShape" mc:Ignorable="w14 w15 w16se w16cid w16 w16cex w16sdtdh w16sdtfl w16du wp14">
+<w:hdr xmlns:wpc="http://schemas.microsoft.com/office/word/2010/wordprocessingCanvas" xmlns:cx="http://schemas.microsoft.com/office/drawing/2014/chartex" xmlns:cx1="http://schemas.microsoft.com/office/drawing/2015/9/8/chartex" xmlns:cx2="http://schemas.microsoft.com/office/drawing/2015/10/21/chartex" xmlns:cx3="http://schemas.microsoft.com/office/drawing/2016/5/9/chartex" xmlns:cx4="http://schemas.microsoft.com/office/drawing/2016/5/10/chartex" xmlns:cx5="http://schemas.microsoft.com/office/drawing/2016/5/11/chartex" xmlns:cx6="http://schemas.microsoft.com/office/drawing/2016/5/12/chartex" xmlns:cx7="http://schemas.microsoft.com/office/drawing/2016/5/13/chartex" xmlns:cx8="http://schemas.microsoft.com/office/drawing/2016/5/14/chartex" xmlns:mc="http://schemas.openxmlformats.org/markup-compatibility/2006" xmlns:aink="http://schemas.microsoft.com/office/drawing/2016/ink" xmlns:am3d="http://schemas.microsoft.com/office/drawing/2017/model3d" xmlns:o="urn:schemas-microsoft-com:office:office" xmlns:oel="http://schemas.microsoft.com/office/2019/extlst" xmlns:r="http://schemas.openxmlformats.org/officeDocument/2006/relationships" xmlns:m="http://schemas.openxmlformats.org/officeDocument/2006/math" xmlns:v="urn:schemas-microsoft-com:vml" xmlns:wp14="http://schemas.microsoft.com/office/word/2010/wordprocessingDrawing" xmlns:wp="http://schemas.openxmlformats.org/drawingml/2006/wordprocessingDrawing" xmlns:w10="urn:schemas-microsoft-com:office:word" xmlns:w="http://schemas.openxmlformats.org/wordprocessingml/2006/main" xmlns:w14="http://schemas.microsoft.com/office/word/2010/wordml" xmlns:w15="http://schemas.microsoft.com/office/word/2012/wordml" xmlns:w16cex="http://schemas.microsoft.com/office/word/2018/wordml/cex" xmlns:w16cid="http://schemas.microsoft.com/office/word/2016/wordml/cid" xmlns:w16="http://schemas.microsoft.com/office/word/2018/wordml" xmlns:w16du="http://schemas.microsoft.com/office/word/2023/wordml/word16du" xmlns:w16sdtdh="http://schemas.microsoft.com/office/word/2020/wordml/sdtdatahash" xmlns:w16sdtfl="http://schemas.microsoft.com/office/word/2024/wordml/sdtformatlock" xmlns:w16se="http://schemas.microsoft.com/office/word/2015/wordml/symex" xmlns:wpg="http://schemas.microsoft.com/office/word/2010/wordprocessingGroup" xmlns:wpi="http://schemas.microsoft.com/office/word/2010/wordprocessingInk" xmlns:wne="http://schemas.microsoft.com/office/word/2006/wordml" xmlns:wps="http://schemas.microsoft.com/office/word/2010/wordprocessingShape" mc:Ignorable="w14 w15 w16se w16cid w16 w16cex w16sdtdh w16sdtfl w16du wp14">
   <w:tbl>
     <w:tblPr>
       <w:tblpPr w:leftFromText="180" w:rightFromText="180" w:vertAnchor="page" w:horzAnchor="margin" w:tblpX="-459" w:tblpY="750"/>
@@ -2802,7 +1864,7 @@
 </file>
 
 <file path=word/numbering.xml><?xml version="1.0" encoding="utf-8"?>
-<w:numbering xmlns:wpc="http://schemas.microsoft.com/office/word/2010/wordprocessingCanvas" xmlns:cx="http://schemas.microsoft.com/office/drawing/2014/chartex" xmlns:cx1="http://schemas.microsoft.com/office/drawing/2015/9/8/chartex" xmlns:cx2="http://schemas.microsoft.com/office/drawing/2015/10/21/chartex" xmlns:cx3="http://schemas.microsoft.com/office/drawing/2016/5/9/chartex" xmlns:cx4="http://schemas.microsoft.com/office/drawing/2016/5/10/chartex" xmlns:cx5="http://schemas.microsoft.com/office/drawing/2016/5/11/chartex" xmlns:cx6="http://schemas.microsoft.com/office/drawing/2016/5/12/chartex" xmlns:cx7="http://schemas.microsoft.com/office/drawing/2016/5/13/chartex" xmlns:cx8="http://schemas.microsoft.com/office/drawing/2016/5/14/chartex" xmlns:mc="http://schemas.openxmlformats.org/markup-compatibility/2006" xmlns:aink="http://schemas.microsoft.com/office/drawing/2016/ink" xmlns:am3d="http://schemas.microsoft.com/office/drawing/2017/model3d" xmlns:o="urn:schemas-microsoft-com:office:office" xmlns:oel="http://schemas.microsoft.com/office/2019/extlst" xmlns:r="http://schemas.openxmlformats.org/officeDocument/2006/relationships" xmlns:m="http://schemas.openxmlformats.org/officeDocument/2006/math" xmlns:v="urn:schemas-microsoft-com:vml" xmlns:wp14="http://schemas.microsoft.com/office/word/2010/wordprocessingDrawing" xmlns:wp="http://schemas.openxmlformats.org/drawingml/2006/wordprocessingDrawing" xmlns:w10="urn:schemas-microsoft-com:office:word" xmlns:w="http://schemas.openxmlformats.org/wordprocessingml/2006/main" xmlns:w14="http://schemas.microsoft.com/office/word/2010/wordml" xmlns:w15="http://schemas.microsoft.com/office/word/2012/wordml" xmlns:w16cei="http://schemas.microsoft.com/office/word/2026/wordml/cei" xmlns:w16cex="http://schemas.microsoft.com/office/word/2018/wordml/cex" xmlns:w16cid="http://schemas.microsoft.com/office/word/2016/wordml/cid" xmlns:w16="http://schemas.microsoft.com/office/word/2018/wordml" xmlns:w16du="http://schemas.microsoft.com/office/word/2023/wordml/word16du" xmlns:w16sdtdh="http://schemas.microsoft.com/office/word/2020/wordml/sdtdatahash" xmlns:w16sdtfl="http://schemas.microsoft.com/office/word/2024/wordml/sdtformatlock" xmlns:w16se="http://schemas.microsoft.com/office/word/2015/wordml/symex" xmlns:wpg="http://schemas.microsoft.com/office/word/2010/wordprocessingGroup" xmlns:wpi="http://schemas.microsoft.com/office/word/2010/wordprocessingInk" xmlns:wne="http://schemas.microsoft.com/office/word/2006/wordml" xmlns:wps="http://schemas.microsoft.com/office/word/2010/wordprocessingShape" mc:Ignorable="w14 w15 w16se w16cid w16 w16cex w16sdtdh w16sdtfl w16du wp14">
+<w:numbering xmlns:wpc="http://schemas.microsoft.com/office/word/2010/wordprocessingCanvas" xmlns:cx="http://schemas.microsoft.com/office/drawing/2014/chartex" xmlns:cx1="http://schemas.microsoft.com/office/drawing/2015/9/8/chartex" xmlns:cx2="http://schemas.microsoft.com/office/drawing/2015/10/21/chartex" xmlns:cx3="http://schemas.microsoft.com/office/drawing/2016/5/9/chartex" xmlns:cx4="http://schemas.microsoft.com/office/drawing/2016/5/10/chartex" xmlns:cx5="http://schemas.microsoft.com/office/drawing/2016/5/11/chartex" xmlns:cx6="http://schemas.microsoft.com/office/drawing/2016/5/12/chartex" xmlns:cx7="http://schemas.microsoft.com/office/drawing/2016/5/13/chartex" xmlns:cx8="http://schemas.microsoft.com/office/drawing/2016/5/14/chartex" xmlns:mc="http://schemas.openxmlformats.org/markup-compatibility/2006" xmlns:aink="http://schemas.microsoft.com/office/drawing/2016/ink" xmlns:am3d="http://schemas.microsoft.com/office/drawing/2017/model3d" xmlns:o="urn:schemas-microsoft-com:office:office" xmlns:oel="http://schemas.microsoft.com/office/2019/extlst" xmlns:r="http://schemas.openxmlformats.org/officeDocument/2006/relationships" xmlns:m="http://schemas.openxmlformats.org/officeDocument/2006/math" xmlns:v="urn:schemas-microsoft-com:vml" xmlns:wp14="http://schemas.microsoft.com/office/word/2010/wordprocessingDrawing" xmlns:wp="http://schemas.openxmlformats.org/drawingml/2006/wordprocessingDrawing" xmlns:w10="urn:schemas-microsoft-com:office:word" xmlns:w="http://schemas.openxmlformats.org/wordprocessingml/2006/main" xmlns:w14="http://schemas.microsoft.com/office/word/2010/wordml" xmlns:w15="http://schemas.microsoft.com/office/word/2012/wordml" xmlns:w16cex="http://schemas.microsoft.com/office/word/2018/wordml/cex" xmlns:w16cid="http://schemas.microsoft.com/office/word/2016/wordml/cid" xmlns:w16="http://schemas.microsoft.com/office/word/2018/wordml" xmlns:w16du="http://schemas.microsoft.com/office/word/2023/wordml/word16du" xmlns:w16sdtdh="http://schemas.microsoft.com/office/word/2020/wordml/sdtdatahash" xmlns:w16sdtfl="http://schemas.microsoft.com/office/word/2024/wordml/sdtformatlock" xmlns:w16se="http://schemas.microsoft.com/office/word/2015/wordml/symex" xmlns:wpg="http://schemas.microsoft.com/office/word/2010/wordprocessingGroup" xmlns:wpi="http://schemas.microsoft.com/office/word/2010/wordprocessingInk" xmlns:wne="http://schemas.microsoft.com/office/word/2006/wordml" xmlns:wps="http://schemas.microsoft.com/office/word/2010/wordprocessingShape" mc:Ignorable="w14 w15 w16se w16cid w16 w16cex w16sdtdh w16sdtfl w16du wp14">
   <w:abstractNum w:abstractNumId="0" w15:restartNumberingAfterBreak="0">
     <w:nsid w:val="0414343B"/>
     <w:multiLevelType w:val="hybridMultilevel"/>
